--- a/docs/synthetic-environment-specification/synthetic-environment-specification.docx
+++ b/docs/synthetic-environment-specification/synthetic-environment-specification.docx
@@ -81,7 +81,7 @@
         </w:rPr>
         <w:t>Artifact fingerprint SHA-256</w:t>
         <w:br/>
-        <w:t>123cb885cd6e0a11c022c65f5e22d1f0247fe460c61cb40a0756c36ee724ab19</w:t>
+        <w:t>c35791f4ccfa430a33544438663258f1050e3c6eb88b16a423fc2a641a17d37b</w:t>
       </w:r>
     </w:p>
     <w:p>
@@ -5764,7 +5764,7 @@
         <w:spacing w:after="120"/>
       </w:pPr>
       <w:r>
-        <w:t>이 문서의 artifact fingerprint는 123cb885cd6e0a11c022c65f5e22d1f0247fe460c61cb40a0756c36ee724ab19이다.</w:t>
+        <w:t>이 문서의 artifact fingerprint는 c35791f4ccfa430a33544438663258f1050e3c6eb88b16a423fc2a641a17d37b이다.</w:t>
       </w:r>
     </w:p>
     <w:sectPr>

--- a/docs/synthetic-environment-specification/synthetic-environment-specification.docx
+++ b/docs/synthetic-environment-specification/synthetic-environment-specification.docx
@@ -81,7 +81,7 @@
         </w:rPr>
         <w:t>Artifact fingerprint SHA-256</w:t>
         <w:br/>
-        <w:t>c35791f4ccfa430a33544438663258f1050e3c6eb88b16a423fc2a641a17d37b</w:t>
+        <w:t>be782bd9e5ffdd86a94c545da9d673ce206d76956fabdbad20a8974a1199120b</w:t>
       </w:r>
     </w:p>
     <w:p>
@@ -5764,7 +5764,7 @@
         <w:spacing w:after="120"/>
       </w:pPr>
       <w:r>
-        <w:t>이 문서의 artifact fingerprint는 c35791f4ccfa430a33544438663258f1050e3c6eb88b16a423fc2a641a17d37b이다.</w:t>
+        <w:t>이 문서의 artifact fingerprint는 be782bd9e5ffdd86a94c545da9d673ce206d76956fabdbad20a8974a1199120b이다.</w:t>
       </w:r>
     </w:p>
     <w:sectPr>
